--- a/3.2/形势与政策.docx
+++ b/3.2/形势与政策.docx
@@ -6,6 +6,9 @@
       <w:pPr>
         <w:pStyle w:val="1"/>
         <w:spacing w:before="0" w:after="0" w:line="240" w:lineRule="auto"/>
+        <w:rPr>
+          <w:rFonts w:hint="eastAsia"/>
+        </w:rPr>
       </w:pPr>
     </w:p>
     <w:tbl>
@@ -60,7 +63,6 @@
           <w:p>
             <w:pPr>
               <w:rPr>
-                <w:rFonts w:hint="eastAsia"/>
                 <w:color w:val="000000"/>
               </w:rPr>
             </w:pPr>
@@ -204,7 +206,27 @@
           <w:szCs w:val="32"/>
           <w:u w:val="single"/>
         </w:rPr>
-        <w:t xml:space="preserve">       </w:t>
+        <w:t xml:space="preserve">    </w:t>
+      </w:r>
+      <w:r>
+        <w:rPr>
+          <w:rFonts w:ascii="宋体" w:hAnsi="宋体" w:hint="eastAsia"/>
+          <w:color w:val="000000"/>
+          <w:sz w:val="28"/>
+          <w:szCs w:val="32"/>
+          <w:u w:val="single"/>
+        </w:rPr>
+        <w:t xml:space="preserve"> </w:t>
+      </w:r>
+      <w:r>
+        <w:rPr>
+          <w:rFonts w:ascii="宋体" w:hAnsi="宋体" w:hint="eastAsia"/>
+          <w:color w:val="000000"/>
+          <w:sz w:val="28"/>
+          <w:szCs w:val="32"/>
+          <w:u w:val="single"/>
+        </w:rPr>
+        <w:t xml:space="preserve">   </w:t>
       </w:r>
     </w:p>
     <w:p>
@@ -312,7 +334,29 @@
           <w:szCs w:val="32"/>
           <w:u w:val="single"/>
         </w:rPr>
-        <w:t xml:space="preserve">    计科221   </w:t>
+        <w:t xml:space="preserve">    </w:t>
+      </w:r>
+      <w:proofErr w:type="gramStart"/>
+      <w:r>
+        <w:rPr>
+          <w:rFonts w:ascii="宋体" w:hAnsi="宋体" w:hint="eastAsia"/>
+          <w:color w:val="000000"/>
+          <w:sz w:val="28"/>
+          <w:szCs w:val="32"/>
+          <w:u w:val="single"/>
+        </w:rPr>
+        <w:t>计科</w:t>
+      </w:r>
+      <w:proofErr w:type="gramEnd"/>
+      <w:r>
+        <w:rPr>
+          <w:rFonts w:ascii="宋体" w:hAnsi="宋体" w:hint="eastAsia"/>
+          <w:color w:val="000000"/>
+          <w:sz w:val="28"/>
+          <w:szCs w:val="32"/>
+          <w:u w:val="single"/>
+        </w:rPr>
+        <w:t xml:space="preserve">221   </w:t>
       </w:r>
       <w:r>
         <w:rPr>
@@ -917,7 +961,7 @@
       <w:pPr>
         <w:jc w:val="center"/>
         <w:rPr>
-          <w:rFonts w:ascii="黑体" w:eastAsia="黑体" w:hAnsi="黑体"/>
+          <w:rFonts w:ascii="黑体" w:eastAsia="黑体" w:hAnsi="黑体" w:hint="eastAsia"/>
           <w:b/>
           <w:bCs/>
           <w:sz w:val="32"/>
@@ -933,7 +977,29 @@
           <w:szCs w:val="32"/>
         </w:rPr>
         <w:lastRenderedPageBreak/>
-        <w:t>在挑战中前行，于机遇中融合</w:t>
+        <w:t>在挑战中前行，</w:t>
+      </w:r>
+      <w:proofErr w:type="gramStart"/>
+      <w:r>
+        <w:rPr>
+          <w:rFonts w:ascii="黑体" w:eastAsia="黑体" w:hAnsi="黑体"/>
+          <w:b/>
+          <w:bCs/>
+          <w:sz w:val="32"/>
+          <w:szCs w:val="32"/>
+        </w:rPr>
+        <w:t>于机遇</w:t>
+      </w:r>
+      <w:proofErr w:type="gramEnd"/>
+      <w:r>
+        <w:rPr>
+          <w:rFonts w:ascii="黑体" w:eastAsia="黑体" w:hAnsi="黑体"/>
+          <w:b/>
+          <w:bCs/>
+          <w:sz w:val="32"/>
+          <w:szCs w:val="32"/>
+        </w:rPr>
+        <w:t>中融合</w:t>
       </w:r>
     </w:p>
     <w:p>
@@ -946,6 +1012,7 @@
           <w:sz w:val="24"/>
         </w:rPr>
       </w:pPr>
+      <w:proofErr w:type="gramStart"/>
       <w:r>
         <w:rPr>
           <w:rFonts w:ascii="宋体" w:hAnsi="宋体" w:hint="eastAsia"/>
@@ -953,16 +1020,71 @@
           <w:bCs/>
           <w:sz w:val="24"/>
         </w:rPr>
-        <w:t>计科221董自经</w:t>
-      </w:r>
-    </w:p>
-    <w:p>
-      <w:pPr>
+        <w:t>计科</w:t>
+      </w:r>
+      <w:proofErr w:type="gramEnd"/>
+      <w:r>
+        <w:rPr>
+          <w:rFonts w:ascii="宋体" w:hAnsi="宋体" w:hint="eastAsia"/>
+          <w:b/>
+          <w:bCs/>
+          <w:sz w:val="24"/>
+        </w:rPr>
+        <w:t>221董自经</w:t>
+      </w:r>
+    </w:p>
+    <w:p>
+      <w:pPr>
+        <w:rPr>
+          <w:rFonts w:ascii="宋体" w:hAnsi="宋体" w:hint="eastAsia"/>
+          <w:sz w:val="15"/>
+          <w:szCs w:val="15"/>
+        </w:rPr>
+      </w:pPr>
+      <w:r>
+        <w:rPr>
+          <w:rFonts w:ascii="黑体" w:eastAsia="黑体" w:hAnsi="黑体"/>
+          <w:b/>
+          <w:bCs/>
+          <w:sz w:val="15"/>
+          <w:szCs w:val="15"/>
+        </w:rPr>
+        <w:t>摘要</w:t>
+      </w:r>
+      <w:r>
         <w:rPr>
           <w:rFonts w:ascii="宋体" w:hAnsi="宋体"/>
           <w:sz w:val="15"/>
           <w:szCs w:val="15"/>
         </w:rPr>
+        <w:t>：2024年，在新中国成立75周年的时代背景下，中共二十届三中全会为推进中国式现代化作出系统部署，两岸关系在复杂的国际国内形势中稳步发展。本文回顾了这一年两岸在交流合作、融合发展以及反对“台独”维护台海和平稳定等方面的重要举措与显著成果，深入分析了当</w:t>
+      </w:r>
+      <w:proofErr w:type="gramStart"/>
+      <w:r>
+        <w:rPr>
+          <w:rFonts w:ascii="宋体" w:hAnsi="宋体"/>
+          <w:sz w:val="15"/>
+          <w:szCs w:val="15"/>
+        </w:rPr>
+        <w:t>前两岸</w:t>
+      </w:r>
+      <w:proofErr w:type="gramEnd"/>
+      <w:r>
+        <w:rPr>
+          <w:rFonts w:ascii="宋体" w:hAnsi="宋体"/>
+          <w:sz w:val="15"/>
+          <w:szCs w:val="15"/>
+        </w:rPr>
+        <w:t>关系面临的挑战与机遇。在以习近平同志为核心的党中央坚强领导下，大陆牢牢把握两岸关系主导权和主动权，通过持续推动各项工作，为两岸关系沿着正确方向发展奠定坚实基础，也为未来两岸关系的进一步改善与祖国统一大业的推进积累宝贵经验。</w:t>
+      </w:r>
+    </w:p>
+    <w:p>
+      <w:pPr>
+        <w:rPr>
+          <w:rFonts w:ascii="宋体" w:hAnsi="宋体" w:hint="eastAsia"/>
+          <w:sz w:val="15"/>
+          <w:szCs w:val="15"/>
+        </w:rPr>
       </w:pPr>
       <w:r>
         <w:rPr>
@@ -972,7 +1094,7 @@
           <w:sz w:val="15"/>
           <w:szCs w:val="15"/>
         </w:rPr>
-        <w:t>摘要</w:t>
+        <w:t>关键词</w:t>
       </w:r>
       <w:r>
         <w:rPr>
@@ -980,26 +1102,31 @@
           <w:sz w:val="15"/>
           <w:szCs w:val="15"/>
         </w:rPr>
-        <w:t>：2024年，在新中国成立75周年的时代背景下，中共二十届三中全会为推进中国式现代化作出系统部署，两岸关系在复杂的国际国内形势中稳步发展。本文回顾了这一年两岸在交流合作、融合发展以及反对“台独”维护台海和平稳定等方面的重要举措与显著成果，深入分析了当前两岸关系面临的挑战与机遇。在以习近平同志为核心的党中央坚强领导下，大陆牢牢把握两岸关系主导权和主动权，通过持续推动各项工作，为两岸关系沿着正确方向发展奠定坚实基础，也为未来两岸关系的进一步改善与祖国统一大业的推进积累宝贵经验。</w:t>
-      </w:r>
-    </w:p>
-    <w:p>
-      <w:pPr>
+        <w:t>：两岸关系</w:t>
+      </w:r>
+      <w:r>
+        <w:rPr>
+          <w:rFonts w:ascii="宋体" w:hAnsi="宋体" w:hint="eastAsia"/>
+          <w:sz w:val="15"/>
+          <w:szCs w:val="15"/>
+        </w:rPr>
+        <w:t>，</w:t>
+      </w:r>
+      <w:r>
         <w:rPr>
           <w:rFonts w:ascii="宋体" w:hAnsi="宋体"/>
           <w:sz w:val="15"/>
           <w:szCs w:val="15"/>
         </w:rPr>
-      </w:pPr>
-      <w:r>
-        <w:rPr>
-          <w:rFonts w:ascii="黑体" w:eastAsia="黑体" w:hAnsi="黑体"/>
-          <w:b/>
-          <w:bCs/>
+        <w:t>交流合作</w:t>
+      </w:r>
+      <w:r>
+        <w:rPr>
+          <w:rFonts w:ascii="宋体" w:hAnsi="宋体" w:hint="eastAsia"/>
           <w:sz w:val="15"/>
           <w:szCs w:val="15"/>
         </w:rPr>
-        <w:t>关键词</w:t>
+        <w:t>，</w:t>
       </w:r>
       <w:r>
         <w:rPr>
@@ -1007,7 +1134,7 @@
           <w:sz w:val="15"/>
           <w:szCs w:val="15"/>
         </w:rPr>
-        <w:t>：两岸关系</w:t>
+        <w:t>融合发展</w:t>
       </w:r>
       <w:r>
         <w:rPr>
@@ -1023,39 +1150,54 @@
           <w:sz w:val="15"/>
           <w:szCs w:val="15"/>
         </w:rPr>
-        <w:t>交流合作</w:t>
-      </w:r>
-      <w:r>
-        <w:rPr>
-          <w:rFonts w:ascii="宋体" w:hAnsi="宋体" w:hint="eastAsia"/>
-          <w:sz w:val="15"/>
-          <w:szCs w:val="15"/>
-        </w:rPr>
-        <w:t>，</w:t>
-      </w:r>
+        <w:t>反对“台独”</w:t>
+      </w:r>
+    </w:p>
+    <w:p>
+      <w:pPr>
+        <w:rPr>
+          <w:b/>
+          <w:bCs/>
+          <w:sz w:val="28"/>
+          <w:szCs w:val="28"/>
+        </w:rPr>
+      </w:pPr>
+      <w:r>
+        <w:rPr>
+          <w:b/>
+          <w:bCs/>
+          <w:sz w:val="28"/>
+          <w:szCs w:val="28"/>
+        </w:rPr>
+        <w:t>一、引言</w:t>
+      </w:r>
+    </w:p>
+    <w:p>
+      <w:pPr>
+        <w:ind w:firstLineChars="200" w:firstLine="420"/>
+        <w:rPr>
+          <w:rFonts w:ascii="宋体" w:hAnsi="宋体" w:hint="eastAsia"/>
+        </w:rPr>
+      </w:pPr>
       <w:r>
         <w:rPr>
           <w:rFonts w:ascii="宋体" w:hAnsi="宋体"/>
-          <w:sz w:val="15"/>
-          <w:szCs w:val="15"/>
-        </w:rPr>
-        <w:t>融合发展</w:t>
-      </w:r>
-      <w:r>
-        <w:rPr>
-          <w:rFonts w:ascii="宋体" w:hAnsi="宋体" w:hint="eastAsia"/>
-          <w:sz w:val="15"/>
-          <w:szCs w:val="15"/>
-        </w:rPr>
-        <w:t>，</w:t>
-      </w:r>
+        </w:rPr>
+        <w:t>台湾是中国不可分割的一部分，两岸关系的发展始终牵动着全体中华儿女的心。2024年，国际形势风云变幻，台海局势波谲云诡，但在复杂的环境中，两岸关系依然在诸多方面取得了积极进展。</w:t>
+      </w:r>
+    </w:p>
+    <w:p>
+      <w:pPr>
+        <w:ind w:firstLineChars="200" w:firstLine="420"/>
+        <w:rPr>
+          <w:rFonts w:ascii="宋体" w:hAnsi="宋体" w:hint="eastAsia"/>
+        </w:rPr>
+      </w:pPr>
       <w:r>
         <w:rPr>
           <w:rFonts w:ascii="宋体" w:hAnsi="宋体"/>
-          <w:sz w:val="15"/>
-          <w:szCs w:val="15"/>
-        </w:rPr>
-        <w:t>反对“台独”</w:t>
+        </w:rPr>
+        <w:t>习近平总书记在多个重要场合就台湾问题发表重要讲话，为两岸关系发展指明方向，在党中央的坚强领导下，大陆在推动两岸交流合作、促进融合发展以及反对台独分裂等方面采取了一系列有力措施，推动两岸关系在曲折中不断向前迈进。</w:t>
       </w:r>
     </w:p>
     <w:p>
@@ -1074,35 +1216,136 @@
           <w:sz w:val="28"/>
           <w:szCs w:val="28"/>
         </w:rPr>
-        <w:t>一、引言</w:t>
+        <w:t>二、两岸交流合作持续扩大，同胞相互了解更加深入</w:t>
       </w:r>
     </w:p>
     <w:p>
       <w:pPr>
         <w:ind w:firstLineChars="200" w:firstLine="420"/>
         <w:rPr>
+          <w:rFonts w:ascii="宋体" w:hAnsi="宋体" w:hint="eastAsia"/>
+        </w:rPr>
+      </w:pPr>
+      <w:r>
+        <w:rPr>
           <w:rFonts w:ascii="宋体" w:hAnsi="宋体"/>
         </w:rPr>
+        <w:t>为打破两岸交流的阻碍，大陆方面积极作为，全力推动全面恢复两岸“三通”以及各领域的交流合作。通过实施台湾“首来族”参观旅游景区门票费用减免措施，吸引了众多台湾同胞踏上大陆这片土地，亲身感受祖国的大好河山。成功举办的第十六届海峡论坛、海峡两岸中华文化峰会、海峡两岸青年冰雪节等一系列交流活动，为两岸同胞搭建起沟通的桥梁。</w:t>
+      </w:r>
+    </w:p>
+    <w:p>
+      <w:pPr>
+        <w:ind w:firstLineChars="200" w:firstLine="420"/>
+        <w:rPr>
+          <w:rFonts w:ascii="宋体" w:hAnsi="宋体" w:hint="eastAsia"/>
+        </w:rPr>
       </w:pPr>
       <w:r>
         <w:rPr>
           <w:rFonts w:ascii="宋体" w:hAnsi="宋体"/>
         </w:rPr>
-        <w:t>台湾是中国不可分割的一部分，两岸关系的发展始终牵动着全体中华儿女的心。2024年，国际形势风云变幻，台海局势波谲云诡，但在复杂的环境中，两岸关系依然在诸多方面取得了积极进展。</w:t>
+        <w:t>其中，大陆高校师生团赴台交流，在两岸各界引起热烈反响与广泛支持。越来越多的台湾青年朋友和基层民众来到大陆，他们深入城市乡村，体验大陆的多元文化与蓬勃发展，真切感受到两岸历史、文化、血缘的紧密联系。这些交流活动充分表明，两岸同胞本就是休戚与共的一家人，任何人为的阻碍都无法隔断两岸同胞渴望交流、增进了解的热情与诉求。</w:t>
+      </w:r>
+    </w:p>
+    <w:p>
+      <w:pPr>
+        <w:rPr>
+          <w:b/>
+          <w:bCs/>
+          <w:sz w:val="28"/>
+          <w:szCs w:val="28"/>
+        </w:rPr>
+      </w:pPr>
+      <w:r>
+        <w:rPr>
+          <w:b/>
+          <w:bCs/>
+          <w:sz w:val="28"/>
+          <w:szCs w:val="28"/>
+        </w:rPr>
+        <w:t>三、两岸融合发展持续深化，台湾同胞分享更多发展机遇</w:t>
       </w:r>
     </w:p>
     <w:p>
       <w:pPr>
         <w:ind w:firstLineChars="200" w:firstLine="420"/>
         <w:rPr>
+          <w:rFonts w:ascii="宋体" w:hAnsi="宋体" w:hint="eastAsia"/>
+        </w:rPr>
+      </w:pPr>
+      <w:r>
+        <w:rPr>
           <w:rFonts w:ascii="宋体" w:hAnsi="宋体"/>
         </w:rPr>
-      </w:pPr>
+        <w:t>中共二十届三中全会通过的《中共中央关于进一步全面深化改革、推进中国式现代化的决定》，为国家的改革发展稳定各项事业注入强大动力，也为台湾同胞参与祖国建设提供了广阔空间。秉持“两岸一家亲”理念，大陆始终致力于落实台胞</w:t>
+      </w:r>
+      <w:r>
+        <w:rPr>
+          <w:rFonts w:ascii="宋体" w:hAnsi="宋体" w:hint="eastAsia"/>
+        </w:rPr>
+        <w:t>、</w:t>
+      </w:r>
       <w:r>
         <w:rPr>
           <w:rFonts w:ascii="宋体" w:hAnsi="宋体"/>
         </w:rPr>
-        <w:t>习近平总书记在多个重要场合就台湾问题发表重要讲话，为两岸关系发展指明方向，在党中央的坚强领导下，大陆在推动两岸交流合作、促进融合发展以及反对台独分裂等方面采取了一系列有力措施，推动两岸关系在曲折中不断向前迈进。</w:t>
+        <w:t>台企同等待遇，积极为台胞办实事、解难题。</w:t>
+      </w:r>
+    </w:p>
+    <w:p>
+      <w:pPr>
+        <w:ind w:firstLineChars="200" w:firstLine="420"/>
+        <w:rPr>
+          <w:rFonts w:ascii="宋体" w:hAnsi="宋体" w:hint="eastAsia"/>
+        </w:rPr>
+      </w:pPr>
+      <w:r>
+        <w:rPr>
+          <w:rFonts w:ascii="宋体" w:hAnsi="宋体"/>
+        </w:rPr>
+        <w:t>《中共中央国务院关于支持福建探索海峡两岸融合发展新路建设两岸融合发展示范区的意见》的持续贯彻落实，使得闽台融合发展成果丰硕。福建在经济、文化、社会等多领域与台湾开展深度合作，例如在产业对接方面，吸引众多台企入驻，推动了当地经济发展的同时，也为台企拓展了市场空间。</w:t>
+      </w:r>
+    </w:p>
+    <w:p>
+      <w:pPr>
+        <w:ind w:firstLineChars="200" w:firstLine="420"/>
+        <w:rPr>
+          <w:rFonts w:ascii="宋体" w:hAnsi="宋体" w:hint="eastAsia"/>
+        </w:rPr>
+      </w:pPr>
+      <w:r>
+        <w:rPr>
+          <w:rFonts w:ascii="宋体" w:hAnsi="宋体"/>
+        </w:rPr>
+        <w:t>此外，2024两岸企业家峰会年会等经贸交流活动的举办，进一步助力</w:t>
+      </w:r>
+      <w:proofErr w:type="gramStart"/>
+      <w:r>
+        <w:rPr>
+          <w:rFonts w:ascii="宋体" w:hAnsi="宋体"/>
+        </w:rPr>
+        <w:t>台商台</w:t>
+      </w:r>
+      <w:proofErr w:type="gramEnd"/>
+      <w:r>
+        <w:rPr>
+          <w:rFonts w:ascii="宋体" w:hAnsi="宋体"/>
+        </w:rPr>
+        <w:t>企融入大陆新发展格局，实现高质量发展，让</w:t>
+      </w:r>
+      <w:proofErr w:type="gramStart"/>
+      <w:r>
+        <w:rPr>
+          <w:rFonts w:ascii="宋体" w:hAnsi="宋体"/>
+        </w:rPr>
+        <w:t>台商台</w:t>
+      </w:r>
+      <w:proofErr w:type="gramEnd"/>
+      <w:r>
+        <w:rPr>
+          <w:rFonts w:ascii="宋体" w:hAnsi="宋体"/>
+        </w:rPr>
+        <w:t>企在大陆投资兴业更加便利，切实分享到大陆发展带来的红利。</w:t>
       </w:r>
     </w:p>
     <w:p>
@@ -1121,240 +1364,134 @@
           <w:sz w:val="28"/>
           <w:szCs w:val="28"/>
         </w:rPr>
-        <w:t>二、两岸交流合作持续扩大，同胞相互了解更加深入</w:t>
+        <w:t>四、坚持</w:t>
+      </w:r>
+      <w:r>
+        <w:rPr>
+          <w:b/>
+          <w:bCs/>
+          <w:sz w:val="28"/>
+          <w:szCs w:val="28"/>
+        </w:rPr>
+        <w:t>“</w:t>
+      </w:r>
+      <w:r>
+        <w:rPr>
+          <w:b/>
+          <w:bCs/>
+          <w:sz w:val="28"/>
+          <w:szCs w:val="28"/>
+        </w:rPr>
+        <w:t>九二共识</w:t>
+      </w:r>
+      <w:r>
+        <w:rPr>
+          <w:b/>
+          <w:bCs/>
+          <w:sz w:val="28"/>
+          <w:szCs w:val="28"/>
+        </w:rPr>
+        <w:t>”</w:t>
+      </w:r>
+      <w:r>
+        <w:rPr>
+          <w:b/>
+          <w:bCs/>
+          <w:sz w:val="28"/>
+          <w:szCs w:val="28"/>
+        </w:rPr>
+        <w:t>、反对</w:t>
+      </w:r>
+      <w:r>
+        <w:rPr>
+          <w:b/>
+          <w:bCs/>
+          <w:sz w:val="28"/>
+          <w:szCs w:val="28"/>
+        </w:rPr>
+        <w:t>“</w:t>
+      </w:r>
+      <w:r>
+        <w:rPr>
+          <w:b/>
+          <w:bCs/>
+          <w:sz w:val="28"/>
+          <w:szCs w:val="28"/>
+        </w:rPr>
+        <w:t>台独</w:t>
+      </w:r>
+      <w:r>
+        <w:rPr>
+          <w:b/>
+          <w:bCs/>
+          <w:sz w:val="28"/>
+          <w:szCs w:val="28"/>
+        </w:rPr>
+        <w:t>”</w:t>
+      </w:r>
+      <w:r>
+        <w:rPr>
+          <w:b/>
+          <w:bCs/>
+          <w:sz w:val="28"/>
+          <w:szCs w:val="28"/>
+        </w:rPr>
+        <w:t>分裂，维护台海和平稳定</w:t>
       </w:r>
     </w:p>
     <w:p>
       <w:pPr>
         <w:ind w:firstLineChars="200" w:firstLine="420"/>
         <w:rPr>
+          <w:rFonts w:ascii="宋体" w:hAnsi="宋体" w:hint="eastAsia"/>
+        </w:rPr>
+      </w:pPr>
+      <w:r>
+        <w:rPr>
           <w:rFonts w:ascii="宋体" w:hAnsi="宋体"/>
         </w:rPr>
-      </w:pPr>
+        <w:lastRenderedPageBreak/>
+        <w:t>面对“台独”分裂势力的猖獗行径和外部势力的干涉，大陆坚定捍卫国家主权和领土完整。相继开展的“联合利剑－2024A”和“联合利剑－2024B”演习，向“台独”势力和外部干涉势力发出强烈警示，彰显了维护国家统一的坚定决心。发布实施《关于依法惩治“台独”顽固分子分裂国家、煽动分裂国家犯罪的意见》以及公布新一批“台独”顽固分子名单，从法律层面有力打击了“台独”分裂势力的谋“独”挑衅。在国际舞台上，坚决维护联大第2758号决议权威，巩固扩大国际社会坚持一个中国原则的格局，遏制外部势力干涉图谋。随着这些措施的实施，越来越多的岛内民众认清“台独”分裂的危害以及祖国必然统一的历史大势，岛内要求两岸</w:t>
+      </w:r>
+      <w:proofErr w:type="gramStart"/>
       <w:r>
         <w:rPr>
           <w:rFonts w:ascii="宋体" w:hAnsi="宋体"/>
         </w:rPr>
-        <w:t>为打破两岸交流的阻碍，大陆方面积极作为，全力推动全面恢复两岸“三通”以及各领域的交流合作。通过实施台湾“首来族”参观旅游景区门票费用减免措施，吸引了众多台湾同胞踏上大陆这片土地，亲身感受祖国的大好河山。成功举办的第十六届海峡论坛、海峡两岸中华文化峰会、海峡两岸青年冰雪节等一系列交流活动，为两岸同胞搭建起沟通的桥梁。</w:t>
+        <w:t>关系重回和平</w:t>
+      </w:r>
+      <w:proofErr w:type="gramEnd"/>
+      <w:r>
+        <w:rPr>
+          <w:rFonts w:ascii="宋体" w:hAnsi="宋体"/>
+        </w:rPr>
+        <w:t>发展正轨的呼声日益高涨。</w:t>
+      </w:r>
+    </w:p>
+    <w:p>
+      <w:pPr>
+        <w:rPr>
+          <w:b/>
+          <w:bCs/>
+          <w:sz w:val="28"/>
+          <w:szCs w:val="28"/>
+        </w:rPr>
+      </w:pPr>
+      <w:r>
+        <w:rPr>
+          <w:b/>
+          <w:bCs/>
+          <w:sz w:val="28"/>
+          <w:szCs w:val="28"/>
+        </w:rPr>
+        <w:t>五、结论与展望</w:t>
       </w:r>
     </w:p>
     <w:p>
       <w:pPr>
         <w:ind w:firstLineChars="200" w:firstLine="420"/>
         <w:rPr>
-          <w:rFonts w:ascii="宋体" w:hAnsi="宋体"/>
-        </w:rPr>
-      </w:pPr>
-      <w:r>
-        <w:rPr>
-          <w:rFonts w:ascii="宋体" w:hAnsi="宋体"/>
-        </w:rPr>
-        <w:t>其中，大陆高校师生团赴台交流，在两岸各界引起热烈反响与广泛支持。越来越多的台湾青年朋友和基层民众来到大陆，他们深入城市乡村，体验大陆的多元文化与蓬勃发展，真切感受到两岸历史、文化、血缘的紧密联系。这些交流活动充分表明，两岸同胞本就是休戚与共的一家人，任何人为的阻碍都无法隔断两岸同胞渴望交流、增进了解的热情与诉求。</w:t>
-      </w:r>
-    </w:p>
-    <w:p>
-      <w:pPr>
-        <w:rPr>
-          <w:b/>
-          <w:bCs/>
-          <w:sz w:val="28"/>
-          <w:szCs w:val="28"/>
-        </w:rPr>
-      </w:pPr>
-      <w:r>
-        <w:rPr>
-          <w:b/>
-          <w:bCs/>
-          <w:sz w:val="28"/>
-          <w:szCs w:val="28"/>
-        </w:rPr>
-        <w:t>三、两岸融合发展持续深化，台湾同胞分享更多发展机遇</w:t>
-      </w:r>
-    </w:p>
-    <w:p>
-      <w:pPr>
-        <w:ind w:firstLineChars="200" w:firstLine="420"/>
-        <w:rPr>
-          <w:rFonts w:ascii="宋体" w:hAnsi="宋体"/>
-        </w:rPr>
-      </w:pPr>
-      <w:r>
-        <w:rPr>
-          <w:rFonts w:ascii="宋体" w:hAnsi="宋体"/>
-        </w:rPr>
-        <w:t>中共二十届三中全会通过的《中共中央关于进一步全面深化改革、推进中国式现代化的决定》，为国家的改革发展稳定各项事业注入强大动力，也为台湾同胞参与祖国建设提供了广阔空间。秉持“两岸一家亲”理念，大陆始终致力于落实台胞</w:t>
-      </w:r>
-      <w:r>
-        <w:rPr>
-          <w:rFonts w:ascii="宋体" w:hAnsi="宋体" w:hint="eastAsia"/>
-        </w:rPr>
-        <w:t>、</w:t>
-      </w:r>
-      <w:r>
-        <w:rPr>
-          <w:rFonts w:ascii="宋体" w:hAnsi="宋体"/>
-        </w:rPr>
-        <w:t>台企同等待遇，积极为台胞办实事、解难题。</w:t>
-      </w:r>
-    </w:p>
-    <w:p>
-      <w:pPr>
-        <w:ind w:firstLineChars="200" w:firstLine="420"/>
-        <w:rPr>
-          <w:rFonts w:ascii="宋体" w:hAnsi="宋体"/>
-        </w:rPr>
-      </w:pPr>
-      <w:r>
-        <w:rPr>
-          <w:rFonts w:ascii="宋体" w:hAnsi="宋体"/>
-        </w:rPr>
-        <w:t>《中共中央国务院关于支持福建探索海峡两岸融合发展新路建设两岸融合发展示范区的意见》的持续贯彻落实，使得闽台融合发展成果丰硕。福建在经济、文化、社会等多领域与台湾开展深度合作，例如在产业对接方面，吸引众多台企入驻，推动了当地经济发展的同时，也为台企拓展了市场空间。</w:t>
-      </w:r>
-    </w:p>
-    <w:p>
-      <w:pPr>
-        <w:ind w:firstLineChars="200" w:firstLine="420"/>
-        <w:rPr>
-          <w:rFonts w:ascii="宋体" w:hAnsi="宋体"/>
-        </w:rPr>
-      </w:pPr>
-      <w:r>
-        <w:rPr>
-          <w:rFonts w:ascii="宋体" w:hAnsi="宋体"/>
-        </w:rPr>
-        <w:t>此外，2024两岸企业家峰会年会等经贸交流活动的举办，进一步助力台商台企融入大陆新发展格局，实现高质量发展，让台商台企在大陆投资兴业更加便利，切实分享到大陆发展带来的红利。</w:t>
-      </w:r>
-    </w:p>
-    <w:p>
-      <w:pPr>
-        <w:rPr>
-          <w:b/>
-          <w:bCs/>
-          <w:sz w:val="28"/>
-          <w:szCs w:val="28"/>
-        </w:rPr>
-      </w:pPr>
-      <w:r>
-        <w:rPr>
-          <w:b/>
-          <w:bCs/>
-          <w:sz w:val="28"/>
-          <w:szCs w:val="28"/>
-        </w:rPr>
-        <w:t>四、坚持</w:t>
-      </w:r>
-      <w:r>
-        <w:rPr>
-          <w:b/>
-          <w:bCs/>
-          <w:sz w:val="28"/>
-          <w:szCs w:val="28"/>
-        </w:rPr>
-        <w:t>“</w:t>
-      </w:r>
-      <w:r>
-        <w:rPr>
-          <w:b/>
-          <w:bCs/>
-          <w:sz w:val="28"/>
-          <w:szCs w:val="28"/>
-        </w:rPr>
-        <w:t>九二共识</w:t>
-      </w:r>
-      <w:r>
-        <w:rPr>
-          <w:b/>
-          <w:bCs/>
-          <w:sz w:val="28"/>
-          <w:szCs w:val="28"/>
-        </w:rPr>
-        <w:t>”</w:t>
-      </w:r>
-      <w:r>
-        <w:rPr>
-          <w:b/>
-          <w:bCs/>
-          <w:sz w:val="28"/>
-          <w:szCs w:val="28"/>
-        </w:rPr>
-        <w:t>、反对</w:t>
-      </w:r>
-      <w:r>
-        <w:rPr>
-          <w:b/>
-          <w:bCs/>
-          <w:sz w:val="28"/>
-          <w:szCs w:val="28"/>
-        </w:rPr>
-        <w:t>“</w:t>
-      </w:r>
-      <w:r>
-        <w:rPr>
-          <w:b/>
-          <w:bCs/>
-          <w:sz w:val="28"/>
-          <w:szCs w:val="28"/>
-        </w:rPr>
-        <w:t>台独</w:t>
-      </w:r>
-      <w:r>
-        <w:rPr>
-          <w:b/>
-          <w:bCs/>
-          <w:sz w:val="28"/>
-          <w:szCs w:val="28"/>
-        </w:rPr>
-        <w:t>”</w:t>
-      </w:r>
-      <w:r>
-        <w:rPr>
-          <w:b/>
-          <w:bCs/>
-          <w:sz w:val="28"/>
-          <w:szCs w:val="28"/>
-        </w:rPr>
-        <w:t>分裂，维护台海和平稳定</w:t>
-      </w:r>
-    </w:p>
-    <w:p>
-      <w:pPr>
-        <w:ind w:firstLineChars="200" w:firstLine="420"/>
-        <w:rPr>
-          <w:rFonts w:ascii="宋体" w:hAnsi="宋体"/>
-        </w:rPr>
-      </w:pPr>
-      <w:r>
-        <w:rPr>
-          <w:rFonts w:ascii="宋体" w:hAnsi="宋体"/>
-        </w:rPr>
-        <w:lastRenderedPageBreak/>
-        <w:t>面对“台独”分裂势力的猖獗行径和外部势力的干涉，大陆坚定捍卫国家主权和领土完整。相继开展的“联合利剑－2024A”和“联合利剑－2024B”演习，向“台独”势力和外部干涉势力发出强烈警示，彰显了维护国家统一的坚定决心。发布实施《关于依法惩治“台独”顽固分子分裂国家、煽动分裂国家犯罪的意见》以及公布新一批“台独”顽固分子名单，从法律层面有力打击了“台独”分裂势力的谋“独”挑衅。在国际舞台上，坚决维护联大第2758号决议权威，巩固扩大国际社会坚持一个中国原则的格局，遏制外部势力干涉图谋。随着这些措施的实施，越来越多的岛内民众认清“台独”分裂的危害以及祖国必然统一的历史大势，岛内要求两岸关系重回和平发展正轨的呼声日益高涨。</w:t>
-      </w:r>
-    </w:p>
-    <w:p>
-      <w:pPr>
-        <w:rPr>
-          <w:b/>
-          <w:bCs/>
-          <w:sz w:val="28"/>
-          <w:szCs w:val="28"/>
-        </w:rPr>
-      </w:pPr>
-      <w:r>
-        <w:rPr>
-          <w:b/>
-          <w:bCs/>
-          <w:sz w:val="28"/>
-          <w:szCs w:val="28"/>
-        </w:rPr>
-        <w:t>五、结论与展望</w:t>
-      </w:r>
-    </w:p>
-    <w:p>
-      <w:pPr>
-        <w:ind w:firstLineChars="200" w:firstLine="420"/>
-        <w:rPr>
-          <w:rFonts w:ascii="宋体" w:hAnsi="宋体"/>
+          <w:rFonts w:ascii="宋体" w:hAnsi="宋体" w:hint="eastAsia"/>
         </w:rPr>
       </w:pPr>
       <w:r>
@@ -2016,6 +2153,7 @@
   <w:style w:type="character" w:default="1" w:styleId="a0">
     <w:name w:val="Default Paragraph Font"/>
     <w:uiPriority w:val="1"/>
+    <w:semiHidden/>
     <w:unhideWhenUsed/>
   </w:style>
   <w:style w:type="table" w:default="1" w:styleId="a1">
